--- a/material-de-apoyo/Clase2_Actividad_Screenplay_Web.docx
+++ b/material-de-apoyo/Clase2_Actividad_Screenplay_Web.docx
@@ -1150,7 +1150,7 @@
         <w:rPr>
           <w:b w:val="0"/>
         </w:rPr>
-        <w:t xml:space="preserve"> y el reporte de Serenity debe tener las capturas del carrito.</w:t>
+        <w:t xml:space="preserve"> (pasaron) y el reporte de Serenity debe tener las capturas del carrito.</w:t>
       </w:r>
     </w:p>
     <w:p>
